--- a/отчёт измерение фазовых шумов генератора.docx
+++ b/отчёт измерение фазовых шумов генератора.docx
@@ -37,72 +37,41 @@
           <w:sz w:val="28"/>
           <w:szCs w:val="28"/>
         </w:rPr>
-        <w:t>Разность фаз между плечами атомного интерферометра зависит от относительной фазы рамановских пучков</w:t>
-      </w:r>
-      <w:r>
-        <w:rPr>
-          <w:rFonts w:ascii="Times New Roman" w:hAnsi="Times New Roman" w:cs="Times New Roman"/>
-          <w:sz w:val="28"/>
-          <w:szCs w:val="28"/>
-        </w:rPr>
-        <w:t xml:space="preserve"> </w:t>
-      </w:r>
-      <w:r>
-        <w:rPr>
-          <w:rFonts w:ascii="Times New Roman" w:hAnsi="Times New Roman" w:cs="Times New Roman"/>
-          <w:sz w:val="28"/>
-          <w:szCs w:val="28"/>
-        </w:rPr>
-        <w:t>∆φ</w:t>
-      </w:r>
-      <w:r>
-        <w:rPr>
-          <w:rFonts w:ascii="Times New Roman" w:hAnsi="Times New Roman" w:cs="Times New Roman"/>
-          <w:sz w:val="28"/>
-          <w:szCs w:val="28"/>
-        </w:rPr>
-        <w:t>_</w:t>
-      </w:r>
-      <w:r>
-        <w:rPr>
-          <w:rFonts w:ascii="Times New Roman" w:hAnsi="Times New Roman" w:cs="Times New Roman"/>
-          <w:sz w:val="28"/>
-          <w:szCs w:val="28"/>
-          <w:lang w:val="en-US"/>
-        </w:rPr>
-        <w:t>l</w:t>
-      </w:r>
-      <w:r>
-        <w:rPr>
-          <w:rFonts w:ascii="Times New Roman" w:hAnsi="Times New Roman" w:cs="Times New Roman"/>
-          <w:sz w:val="28"/>
-          <w:szCs w:val="28"/>
-        </w:rPr>
-        <w:t xml:space="preserve">. Её флуктуации напрямую влияют на погрешность измерения </w:t>
-      </w:r>
-      <w:r>
-        <w:rPr>
-          <w:rFonts w:ascii="Times New Roman" w:hAnsi="Times New Roman" w:cs="Times New Roman"/>
-          <w:sz w:val="28"/>
-          <w:szCs w:val="28"/>
-        </w:rPr>
-        <w:t xml:space="preserve">g. </w:t>
-      </w:r>
-      <w:r>
-        <w:rPr>
-          <w:rFonts w:ascii="Times New Roman" w:hAnsi="Times New Roman" w:cs="Times New Roman"/>
-          <w:sz w:val="28"/>
-          <w:szCs w:val="28"/>
-        </w:rPr>
-        <w:t>Величину</w:t>
-      </w:r>
-      <w:r>
-        <w:rPr>
-          <w:rFonts w:ascii="Times New Roman" w:hAnsi="Times New Roman" w:cs="Times New Roman"/>
-          <w:sz w:val="28"/>
-          <w:szCs w:val="28"/>
-        </w:rPr>
-        <w:t xml:space="preserve"> </w:t>
+        <w:t>Полная разность фаз между плечами атомного интерферометра включает слагаемое, определяемое относительной фазой рамановских пучков ∆</w:t>
+      </w:r>
+      <w:proofErr w:type="spellStart"/>
+      <w:r>
+        <w:rPr>
+          <w:rFonts w:ascii="Times New Roman" w:hAnsi="Times New Roman" w:cs="Times New Roman"/>
+          <w:sz w:val="28"/>
+          <w:szCs w:val="28"/>
+        </w:rPr>
+        <w:t>φ_l</w:t>
+      </w:r>
+      <w:proofErr w:type="spellEnd"/>
+      <w:r>
+        <w:rPr>
+          <w:rFonts w:ascii="Times New Roman" w:hAnsi="Times New Roman" w:cs="Times New Roman"/>
+          <w:sz w:val="28"/>
+          <w:szCs w:val="28"/>
+        </w:rPr>
+        <w:t xml:space="preserve">. Флуктуации этой фазы непосредственно вносят вклад в погрешность измерения ускорения свободного падения g. Величину </w:t>
+      </w:r>
+      <w:r>
+        <w:rPr>
+          <w:rFonts w:ascii="Times New Roman" w:hAnsi="Times New Roman" w:cs="Times New Roman"/>
+          <w:sz w:val="28"/>
+          <w:szCs w:val="28"/>
+        </w:rPr>
+        <w:t>с</w:t>
+      </w:r>
+      <w:r>
+        <w:rPr>
+          <w:rFonts w:ascii="Times New Roman" w:hAnsi="Times New Roman" w:cs="Times New Roman"/>
+          <w:sz w:val="28"/>
+          <w:szCs w:val="28"/>
+        </w:rPr>
+        <w:t xml:space="preserve">реднеквадратичного отклонения данных </w:t>
       </w:r>
       <w:r>
         <w:rPr>
@@ -118,15 +87,7 @@
           <w:sz w:val="28"/>
           <w:szCs w:val="28"/>
         </w:rPr>
-        <w:t xml:space="preserve"> </w:t>
-      </w:r>
-      <w:r>
-        <w:rPr>
-          <w:rFonts w:ascii="Times New Roman" w:hAnsi="Times New Roman" w:cs="Times New Roman"/>
-          <w:sz w:val="28"/>
-          <w:szCs w:val="28"/>
-        </w:rPr>
-        <w:t>∆</w:t>
+        <w:t xml:space="preserve"> ∆</w:t>
       </w:r>
       <w:proofErr w:type="spellStart"/>
       <w:r>
@@ -135,23 +96,7 @@
           <w:sz w:val="28"/>
           <w:szCs w:val="28"/>
         </w:rPr>
-        <w:t>Ф</w:t>
-      </w:r>
-      <w:r>
-        <w:rPr>
-          <w:rFonts w:ascii="Times New Roman" w:hAnsi="Times New Roman" w:cs="Times New Roman"/>
-          <w:sz w:val="28"/>
-          <w:szCs w:val="28"/>
-        </w:rPr>
-        <w:t>_</w:t>
-      </w:r>
-      <w:r>
-        <w:rPr>
-          <w:rFonts w:ascii="Times New Roman" w:hAnsi="Times New Roman" w:cs="Times New Roman"/>
-          <w:sz w:val="28"/>
-          <w:szCs w:val="28"/>
-        </w:rPr>
-        <w:t>шум</w:t>
+        <w:t>Ф_шум</w:t>
       </w:r>
       <w:proofErr w:type="spellEnd"/>
       <w:r>
@@ -160,120 +105,25 @@
           <w:sz w:val="28"/>
           <w:szCs w:val="28"/>
         </w:rPr>
-        <w:t xml:space="preserve"> </w:t>
-      </w:r>
-      <w:r>
-        <w:rPr>
-          <w:rFonts w:ascii="Times New Roman" w:hAnsi="Times New Roman" w:cs="Times New Roman"/>
-          <w:sz w:val="28"/>
-          <w:szCs w:val="28"/>
-        </w:rPr>
-        <w:t xml:space="preserve">можно </w:t>
-      </w:r>
-      <w:r>
-        <w:rPr>
-          <w:rFonts w:ascii="Times New Roman" w:hAnsi="Times New Roman" w:cs="Times New Roman"/>
-          <w:sz w:val="28"/>
-          <w:szCs w:val="28"/>
-        </w:rPr>
-        <w:t>оценить</w:t>
-      </w:r>
-      <w:r>
-        <w:rPr>
-          <w:rFonts w:ascii="Times New Roman" w:hAnsi="Times New Roman" w:cs="Times New Roman"/>
-          <w:sz w:val="28"/>
-          <w:szCs w:val="28"/>
-        </w:rPr>
-        <w:t>, используя</w:t>
-      </w:r>
-      <w:r>
-        <w:rPr>
-          <w:rFonts w:ascii="Times New Roman" w:hAnsi="Times New Roman" w:cs="Times New Roman"/>
-          <w:sz w:val="28"/>
-          <w:szCs w:val="28"/>
-        </w:rPr>
-        <w:t xml:space="preserve"> их </w:t>
-      </w:r>
-      <w:r>
-        <w:rPr>
-          <w:rFonts w:ascii="Times New Roman" w:hAnsi="Times New Roman" w:cs="Times New Roman"/>
-          <w:sz w:val="28"/>
-          <w:szCs w:val="28"/>
-        </w:rPr>
-        <w:t>спектральную</w:t>
-      </w:r>
-      <w:r>
-        <w:rPr>
-          <w:rFonts w:ascii="Times New Roman" w:hAnsi="Times New Roman" w:cs="Times New Roman"/>
-          <w:sz w:val="28"/>
-          <w:szCs w:val="28"/>
-        </w:rPr>
-        <w:t xml:space="preserve"> плотность мощности </w:t>
-      </w:r>
-      <w:r>
-        <w:rPr>
-          <w:rFonts w:ascii="Times New Roman" w:hAnsi="Times New Roman" w:cs="Times New Roman"/>
-          <w:sz w:val="28"/>
-          <w:szCs w:val="28"/>
-          <w:lang w:val="en-US"/>
-        </w:rPr>
-        <w:t>S</w:t>
-      </w:r>
-      <w:r>
-        <w:rPr>
-          <w:rFonts w:ascii="Times New Roman" w:hAnsi="Times New Roman" w:cs="Times New Roman"/>
-          <w:sz w:val="28"/>
-          <w:szCs w:val="28"/>
-        </w:rPr>
-        <w:t>_</w:t>
-      </w:r>
-      <w:r>
-        <w:rPr>
-          <w:rFonts w:ascii="Times New Roman" w:hAnsi="Times New Roman" w:cs="Times New Roman"/>
-          <w:sz w:val="28"/>
-          <w:szCs w:val="28"/>
-        </w:rPr>
-        <w:t>φ</w:t>
-      </w:r>
-      <w:r>
-        <w:rPr>
-          <w:rFonts w:ascii="Times New Roman" w:hAnsi="Times New Roman" w:cs="Times New Roman"/>
-          <w:sz w:val="28"/>
-          <w:szCs w:val="28"/>
-        </w:rPr>
-        <w:t>.</w:t>
-      </w:r>
-      <w:r>
-        <w:rPr>
-          <w:rFonts w:ascii="Times New Roman" w:hAnsi="Times New Roman" w:cs="Times New Roman"/>
-          <w:sz w:val="28"/>
-          <w:szCs w:val="28"/>
-        </w:rPr>
-        <w:t xml:space="preserve"> </w:t>
-      </w:r>
-      <w:r>
-        <w:rPr>
-          <w:rFonts w:ascii="Times New Roman" w:hAnsi="Times New Roman" w:cs="Times New Roman"/>
-          <w:sz w:val="28"/>
-          <w:szCs w:val="28"/>
-        </w:rPr>
-        <w:t xml:space="preserve">Для этого </w:t>
-      </w:r>
-      <w:r>
-        <w:rPr>
-          <w:rFonts w:ascii="Times New Roman" w:hAnsi="Times New Roman" w:cs="Times New Roman"/>
-          <w:sz w:val="28"/>
-          <w:szCs w:val="28"/>
-        </w:rPr>
-        <w:t>применяются</w:t>
-      </w:r>
-      <w:r>
-        <w:rPr>
-          <w:rFonts w:ascii="Times New Roman" w:hAnsi="Times New Roman" w:cs="Times New Roman"/>
-          <w:sz w:val="28"/>
-          <w:szCs w:val="28"/>
-        </w:rPr>
-        <w:t xml:space="preserve"> следующие выражения</w:t>
+        <w:t xml:space="preserve"> можно оценить по их спектральной плотности мощности </w:t>
+      </w:r>
+      <w:proofErr w:type="spellStart"/>
+      <w:r>
+        <w:rPr>
+          <w:rFonts w:ascii="Times New Roman" w:hAnsi="Times New Roman" w:cs="Times New Roman"/>
+          <w:sz w:val="28"/>
+          <w:szCs w:val="28"/>
+        </w:rPr>
+        <w:t>S_φ</w:t>
+      </w:r>
+      <w:proofErr w:type="spellEnd"/>
+      <w:r>
+        <w:rPr>
+          <w:rFonts w:ascii="Times New Roman" w:hAnsi="Times New Roman" w:cs="Times New Roman"/>
+          <w:sz w:val="28"/>
+          <w:szCs w:val="28"/>
+        </w:rPr>
+        <w:t>, используя следующие выражения</w:t>
       </w:r>
       <w:r>
         <w:rPr>
@@ -528,16 +378,7 @@
                   <w:szCs w:val="28"/>
                   <w:lang w:val="en-US"/>
                 </w:rPr>
-                <m:t>(f)</m:t>
-              </m:r>
-              <m:r>
-                <w:rPr>
-                  <w:rFonts w:ascii="Cambria Math" w:hAnsi="Cambria Math" w:cs="Times New Roman"/>
-                  <w:sz w:val="28"/>
-                  <w:szCs w:val="28"/>
-                  <w:lang w:val="en-US"/>
-                </w:rPr>
-                <m:t>df,</m:t>
+                <m:t>(f)df,</m:t>
               </m:r>
             </m:e>
           </m:nary>
@@ -753,15 +594,7 @@
                           <w:sz w:val="28"/>
                           <w:szCs w:val="28"/>
                         </w:rPr>
-                        <m:t>ω</m:t>
-                      </m:r>
-                      <m:r>
-                        <w:rPr>
-                          <w:rFonts w:ascii="Cambria Math" w:hAnsi="Cambria Math" w:cs="Times New Roman"/>
-                          <w:sz w:val="28"/>
-                          <w:szCs w:val="28"/>
-                        </w:rPr>
-                        <m:t>T</m:t>
+                        <m:t>ωT</m:t>
                       </m:r>
                     </m:num>
                     <m:den>
@@ -857,15 +690,7 @@
                               <w:sz w:val="28"/>
                               <w:szCs w:val="28"/>
                             </w:rPr>
-                            <m:t>T</m:t>
-                          </m:r>
-                          <m:r>
-                            <w:rPr>
-                              <w:rFonts w:ascii="Cambria Math" w:hAnsi="Cambria Math" w:cs="Times New Roman"/>
-                              <w:sz w:val="28"/>
-                              <w:szCs w:val="28"/>
-                            </w:rPr>
-                            <m:t>-2τ</m:t>
+                            <m:t>T-2τ</m:t>
                           </m:r>
                         </m:e>
                       </m:d>
@@ -1035,6 +860,7 @@
           <w:rFonts w:ascii="Times New Roman" w:eastAsia="SFRM1000" w:hAnsi="Times New Roman" w:cs="Times New Roman"/>
           <w:sz w:val="28"/>
           <w:szCs w:val="28"/>
+          <w:lang w:val="en-US"/>
         </w:rPr>
       </w:pPr>
       <w:proofErr w:type="gramStart"/>
@@ -1094,7 +920,23 @@
           <w:sz w:val="28"/>
           <w:szCs w:val="28"/>
         </w:rPr>
-        <w:t xml:space="preserve">отстройка частоты шума от несущей частоты, </w:t>
+        <w:t xml:space="preserve">отстройка частоты </w:t>
+      </w:r>
+      <w:r>
+        <w:rPr>
+          <w:rFonts w:ascii="Times New Roman" w:hAnsi="Times New Roman" w:cs="Times New Roman"/>
+          <w:sz w:val="28"/>
+          <w:szCs w:val="28"/>
+        </w:rPr>
+        <w:t>флуктуаций</w:t>
+      </w:r>
+      <w:r>
+        <w:rPr>
+          <w:rFonts w:ascii="Times New Roman" w:hAnsi="Times New Roman" w:cs="Times New Roman"/>
+          <w:sz w:val="28"/>
+          <w:szCs w:val="28"/>
+        </w:rPr>
+        <w:t xml:space="preserve"> от несущей частоты, </w:t>
       </w:r>
       <w:r>
         <w:rPr>
@@ -1136,50 +978,40 @@
           <w:sz w:val="28"/>
           <w:szCs w:val="28"/>
         </w:rPr>
-        <w:t xml:space="preserve">весовая функция </w:t>
-      </w:r>
-      <w:r>
-        <w:rPr>
-          <w:rFonts w:ascii="Times New Roman" w:hAnsi="Times New Roman" w:cs="Times New Roman"/>
-          <w:sz w:val="28"/>
-          <w:szCs w:val="28"/>
-        </w:rPr>
-        <w:t>∆</w:t>
-      </w:r>
-      <w:proofErr w:type="spellStart"/>
-      <w:r>
-        <w:rPr>
-          <w:rFonts w:ascii="Times New Roman" w:hAnsi="Times New Roman" w:cs="Times New Roman"/>
-          <w:sz w:val="28"/>
-          <w:szCs w:val="28"/>
-        </w:rPr>
-        <w:t>φ</w:t>
-      </w:r>
-      <w:r>
-        <w:rPr>
-          <w:rFonts w:ascii="Times New Roman" w:hAnsi="Times New Roman" w:cs="Times New Roman"/>
-          <w:sz w:val="28"/>
-          <w:szCs w:val="28"/>
-        </w:rPr>
-        <w:t>_</w:t>
-      </w:r>
-      <w:r>
-        <w:rPr>
-          <w:rFonts w:ascii="Times New Roman" w:hAnsi="Times New Roman" w:cs="Times New Roman"/>
-          <w:sz w:val="28"/>
-          <w:szCs w:val="28"/>
-        </w:rPr>
-        <w:t>р</w:t>
-      </w:r>
-      <w:r>
-        <w:rPr>
-          <w:rFonts w:ascii="Times New Roman" w:hAnsi="Times New Roman" w:cs="Times New Roman"/>
-          <w:sz w:val="28"/>
-          <w:szCs w:val="28"/>
-        </w:rPr>
-        <w:t>аман</w:t>
-      </w:r>
-      <w:proofErr w:type="spellEnd"/>
+        <w:t>передаточная</w:t>
+      </w:r>
+      <w:r>
+        <w:rPr>
+          <w:rFonts w:ascii="Times New Roman" w:hAnsi="Times New Roman" w:cs="Times New Roman"/>
+          <w:sz w:val="28"/>
+          <w:szCs w:val="28"/>
+        </w:rPr>
+        <w:t xml:space="preserve"> </w:t>
+      </w:r>
+      <w:r>
+        <w:rPr>
+          <w:rFonts w:ascii="Times New Roman" w:hAnsi="Times New Roman" w:cs="Times New Roman"/>
+          <w:sz w:val="28"/>
+          <w:szCs w:val="28"/>
+        </w:rPr>
+        <w:t xml:space="preserve">функция интерферометра </w:t>
+      </w:r>
+      <w:r>
+        <w:rPr>
+          <w:rFonts w:ascii="Times New Roman" w:hAnsi="Times New Roman" w:cs="Times New Roman"/>
+          <w:sz w:val="28"/>
+          <w:szCs w:val="28"/>
+        </w:rPr>
+        <w:t>по</w:t>
+      </w:r>
+      <w:r>
+        <w:rPr>
+          <w:rFonts w:ascii="Times New Roman" w:hAnsi="Times New Roman" w:cs="Times New Roman"/>
+          <w:sz w:val="28"/>
+          <w:szCs w:val="28"/>
+        </w:rPr>
+        <w:t xml:space="preserve"> фазовому шуму</w:t>
+      </w:r>
       <w:r>
         <w:rPr>
           <w:rFonts w:ascii="Times New Roman" w:hAnsi="Times New Roman" w:cs="Times New Roman"/>
@@ -1226,7 +1058,23 @@
           <w:sz w:val="28"/>
           <w:szCs w:val="28"/>
         </w:rPr>
-        <w:t>π/2τ – эффективная частота раби рамановских пучков.</w:t>
+        <w:t xml:space="preserve">π/2τ </w:t>
+      </w:r>
+      <w:r>
+        <w:rPr>
+          <w:rFonts w:ascii="Times New Roman" w:hAnsi="Times New Roman" w:cs="Times New Roman"/>
+          <w:sz w:val="28"/>
+          <w:szCs w:val="28"/>
+        </w:rPr>
+        <w:t>– эффективная частота Р</w:t>
+      </w:r>
+      <w:r>
+        <w:rPr>
+          <w:rFonts w:ascii="Times New Roman" w:hAnsi="Times New Roman" w:cs="Times New Roman"/>
+          <w:sz w:val="28"/>
+          <w:szCs w:val="28"/>
+        </w:rPr>
+        <w:t>аби рамановских пучков.</w:t>
       </w:r>
       <w:r>
         <w:rPr>
@@ -1242,113 +1090,7 @@
           <w:sz w:val="28"/>
           <w:szCs w:val="28"/>
         </w:rPr>
-        <w:t>Эффект на измерения</w:t>
-      </w:r>
-      <w:r>
-        <w:rPr>
-          <w:rFonts w:ascii="Times New Roman" w:eastAsia="SFRM1000" w:hAnsi="Times New Roman" w:cs="Times New Roman"/>
-          <w:sz w:val="28"/>
-          <w:szCs w:val="28"/>
-        </w:rPr>
-        <w:t xml:space="preserve"> КГ </w:t>
-      </w:r>
-      <w:r>
-        <w:rPr>
-          <w:rFonts w:ascii="Times New Roman" w:eastAsia="SFRM1000" w:hAnsi="Times New Roman" w:cs="Times New Roman"/>
-          <w:sz w:val="28"/>
-          <w:szCs w:val="28"/>
-        </w:rPr>
-        <w:t>оказывает</w:t>
-      </w:r>
-      <w:r>
-        <w:rPr>
-          <w:rFonts w:ascii="Times New Roman" w:eastAsia="SFRM1000" w:hAnsi="Times New Roman" w:cs="Times New Roman"/>
-          <w:sz w:val="28"/>
-          <w:szCs w:val="28"/>
-        </w:rPr>
-        <w:t xml:space="preserve"> шум в диапазоне</w:t>
-      </w:r>
-      <w:r>
-        <w:rPr>
-          <w:rFonts w:ascii="Times New Roman" w:eastAsia="SFRM1000" w:hAnsi="Times New Roman" w:cs="Times New Roman"/>
-          <w:sz w:val="28"/>
-          <w:szCs w:val="28"/>
-        </w:rPr>
-        <w:t xml:space="preserve"> </w:t>
-      </w:r>
-      <w:r>
-        <w:rPr>
-          <w:rFonts w:ascii="Times New Roman" w:eastAsia="SFRM1000" w:hAnsi="Times New Roman" w:cs="Times New Roman"/>
-          <w:sz w:val="28"/>
-          <w:szCs w:val="28"/>
-          <w:lang w:val="en-US"/>
-        </w:rPr>
-        <w:t>f</w:t>
-      </w:r>
-      <w:r>
-        <w:rPr>
-          <w:rFonts w:ascii="Times New Roman" w:eastAsia="SFRM1000" w:hAnsi="Times New Roman" w:cs="Times New Roman"/>
-          <w:sz w:val="28"/>
-          <w:szCs w:val="28"/>
-        </w:rPr>
-        <w:t xml:space="preserve"> от </w:t>
-      </w:r>
-      <w:r>
-        <w:rPr>
-          <w:rFonts w:ascii="Times New Roman" w:eastAsia="SFRM1000" w:hAnsi="Times New Roman" w:cs="Times New Roman"/>
-          <w:sz w:val="28"/>
-          <w:szCs w:val="28"/>
-        </w:rPr>
-        <w:t>1/</w:t>
-      </w:r>
-      <w:r>
-        <w:rPr>
-          <w:rFonts w:ascii="Times New Roman" w:eastAsia="SFRM1000" w:hAnsi="Times New Roman" w:cs="Times New Roman"/>
-          <w:sz w:val="28"/>
-          <w:szCs w:val="28"/>
-          <w:lang w:val="en-US"/>
-        </w:rPr>
-        <w:t>T</w:t>
-      </w:r>
-      <w:r>
-        <w:rPr>
-          <w:rFonts w:ascii="Times New Roman" w:eastAsia="SFRM1000" w:hAnsi="Times New Roman" w:cs="Times New Roman"/>
-          <w:sz w:val="28"/>
-          <w:szCs w:val="28"/>
-        </w:rPr>
-        <w:t xml:space="preserve"> </w:t>
-      </w:r>
-      <w:r>
-        <w:rPr>
-          <w:rFonts w:ascii="Times New Roman" w:eastAsia="SFRM1000" w:hAnsi="Times New Roman" w:cs="Times New Roman"/>
-          <w:sz w:val="28"/>
-          <w:szCs w:val="28"/>
-        </w:rPr>
-        <w:t>до 1</w:t>
-      </w:r>
-      <w:r>
-        <w:rPr>
-          <w:rFonts w:ascii="Times New Roman" w:eastAsia="SFRM1000" w:hAnsi="Times New Roman" w:cs="Times New Roman"/>
-          <w:sz w:val="28"/>
-          <w:szCs w:val="28"/>
-        </w:rPr>
-        <w:t>/</w:t>
-      </w:r>
-      <w:r>
-        <w:rPr>
-          <w:rFonts w:ascii="Times New Roman" w:eastAsia="SFRM1000" w:hAnsi="Times New Roman" w:cs="Times New Roman"/>
-          <w:sz w:val="28"/>
-          <w:szCs w:val="28"/>
-        </w:rPr>
-        <w:t>τ.</w:t>
-      </w:r>
-      <w:r>
-        <w:rPr>
-          <w:rFonts w:ascii="Times New Roman" w:eastAsia="SFRM1000" w:hAnsi="Times New Roman" w:cs="Times New Roman"/>
-          <w:sz w:val="28"/>
-          <w:szCs w:val="28"/>
-        </w:rPr>
-        <w:t xml:space="preserve"> </w:t>
+        <w:t>Влияние на результат измерений КГ оказывают флуктуации в диапазоне частот f от 1/T до 1/τ.</w:t>
       </w:r>
     </w:p>
     <w:p>
@@ -1366,11 +1108,53 @@
           <w:sz w:val="28"/>
           <w:szCs w:val="28"/>
         </w:rPr>
-        <w:t xml:space="preserve">На нашей установке формирование рамановских пучков осуществляется с использованием электрооптического модулятора (ЭОМ). Контролирующий сигнал для ЭОМ генерируется с помощью СВЧ-генератора </w:t>
+        <w:t xml:space="preserve">На нашей установке </w:t>
       </w:r>
       <w:proofErr w:type="spellStart"/>
       <w:r>
         <w:rPr>
+          <w:rFonts w:ascii="Times New Roman" w:hAnsi="Times New Roman" w:cs="Times New Roman"/>
+          <w:sz w:val="28"/>
+          <w:szCs w:val="28"/>
+        </w:rPr>
+        <w:t>рамановские</w:t>
+      </w:r>
+      <w:proofErr w:type="spellEnd"/>
+      <w:r>
+        <w:rPr>
+          <w:rFonts w:ascii="Times New Roman" w:hAnsi="Times New Roman" w:cs="Times New Roman"/>
+          <w:sz w:val="28"/>
+          <w:szCs w:val="28"/>
+        </w:rPr>
+        <w:t xml:space="preserve"> пучки формируются</w:t>
+      </w:r>
+      <w:r>
+        <w:rPr>
+          <w:rFonts w:ascii="Times New Roman" w:hAnsi="Times New Roman" w:cs="Times New Roman"/>
+          <w:sz w:val="28"/>
+          <w:szCs w:val="28"/>
+        </w:rPr>
+        <w:t xml:space="preserve"> с использованием электрооптического модулятора (ЭОМ). </w:t>
+      </w:r>
+      <w:r>
+        <w:rPr>
+          <w:rFonts w:ascii="Times New Roman" w:hAnsi="Times New Roman" w:cs="Times New Roman"/>
+          <w:sz w:val="28"/>
+          <w:szCs w:val="28"/>
+        </w:rPr>
+        <w:t>Управляющий</w:t>
+      </w:r>
+      <w:r>
+        <w:rPr>
+          <w:rFonts w:ascii="Times New Roman" w:hAnsi="Times New Roman" w:cs="Times New Roman"/>
+          <w:sz w:val="28"/>
+          <w:szCs w:val="28"/>
+        </w:rPr>
+        <w:t xml:space="preserve"> сигнал для ЭОМ генерируется с помощью СВЧ-генератора </w:t>
+      </w:r>
+      <w:proofErr w:type="spellStart"/>
+      <w:r>
+        <w:rPr>
           <w:rFonts w:ascii="Times New Roman" w:eastAsia="SFRM1000" w:hAnsi="Times New Roman" w:cs="Times New Roman"/>
           <w:sz w:val="28"/>
           <w:szCs w:val="28"/>
@@ -1408,49 +1192,83 @@
           <w:sz w:val="28"/>
           <w:szCs w:val="28"/>
         </w:rPr>
-        <w:t xml:space="preserve">Таким образом, фазовые флуктуации выходного сигнала СВЧ-генератора соответствуют фазовым флуктуациям </w:t>
-      </w:r>
-      <w:r>
-        <w:rPr>
-          <w:rFonts w:ascii="Times New Roman" w:hAnsi="Times New Roman" w:cs="Times New Roman"/>
-          <w:sz w:val="28"/>
-          <w:szCs w:val="28"/>
-        </w:rPr>
-        <w:t>∆</w:t>
+        <w:t>Поскольку фаза раманов</w:t>
+      </w:r>
+      <w:r>
+        <w:rPr>
+          <w:rFonts w:ascii="Times New Roman" w:eastAsia="SFRM1000" w:hAnsi="Times New Roman" w:cs="Times New Roman"/>
+          <w:sz w:val="28"/>
+          <w:szCs w:val="28"/>
+        </w:rPr>
+        <w:t>ских пучков задаётся фазой</w:t>
+      </w:r>
+      <w:r>
+        <w:rPr>
+          <w:rFonts w:ascii="Times New Roman" w:eastAsia="SFRM1000" w:hAnsi="Times New Roman" w:cs="Times New Roman"/>
+          <w:sz w:val="28"/>
+          <w:szCs w:val="28"/>
+        </w:rPr>
+        <w:t xml:space="preserve"> сигнала</w:t>
+      </w:r>
+      <w:r>
+        <w:rPr>
+          <w:rFonts w:ascii="Times New Roman" w:eastAsia="SFRM1000" w:hAnsi="Times New Roman" w:cs="Times New Roman"/>
+          <w:sz w:val="28"/>
+          <w:szCs w:val="28"/>
+        </w:rPr>
+        <w:t xml:space="preserve"> </w:t>
+      </w:r>
+      <w:r>
+        <w:rPr>
+          <w:rFonts w:ascii="Times New Roman" w:eastAsia="SFRM1000" w:hAnsi="Times New Roman" w:cs="Times New Roman"/>
+          <w:sz w:val="28"/>
+          <w:szCs w:val="28"/>
+        </w:rPr>
+        <w:t>СВЧ-генератора, фазовые флуктуации в выходного сигнала</w:t>
+      </w:r>
+      <w:r>
+        <w:rPr>
+          <w:rFonts w:ascii="Times New Roman" w:eastAsia="SFRM1000" w:hAnsi="Times New Roman" w:cs="Times New Roman"/>
+          <w:sz w:val="28"/>
+          <w:szCs w:val="28"/>
+        </w:rPr>
+        <w:t xml:space="preserve"> СВЧ-генератора </w:t>
       </w:r>
       <w:proofErr w:type="spellStart"/>
       <w:r>
         <w:rPr>
-          <w:rFonts w:ascii="Times New Roman" w:hAnsi="Times New Roman" w:cs="Times New Roman"/>
-          <w:sz w:val="28"/>
-          <w:szCs w:val="28"/>
-        </w:rPr>
-        <w:t>φ</w:t>
-      </w:r>
-      <w:r>
-        <w:rPr>
-          <w:rFonts w:ascii="Times New Roman" w:hAnsi="Times New Roman" w:cs="Times New Roman"/>
-          <w:sz w:val="28"/>
-          <w:szCs w:val="28"/>
-        </w:rPr>
-        <w:t>_</w:t>
-      </w:r>
-      <w:r>
-        <w:rPr>
-          <w:rFonts w:ascii="Times New Roman" w:hAnsi="Times New Roman" w:cs="Times New Roman"/>
-          <w:sz w:val="28"/>
-          <w:szCs w:val="28"/>
-        </w:rPr>
-        <w:t>раман</w:t>
+          <w:rFonts w:ascii="Times New Roman" w:eastAsia="SFRM1000" w:hAnsi="Times New Roman" w:cs="Times New Roman"/>
+          <w:sz w:val="28"/>
+          <w:szCs w:val="28"/>
+        </w:rPr>
+        <w:t>соотвествуют</w:t>
       </w:r>
       <w:proofErr w:type="spellEnd"/>
       <w:r>
         <w:rPr>
-          <w:rFonts w:ascii="Times New Roman" w:hAnsi="Times New Roman" w:cs="Times New Roman"/>
-          <w:sz w:val="28"/>
-          <w:szCs w:val="28"/>
-        </w:rPr>
-        <w:t xml:space="preserve">. </w:t>
+          <w:rFonts w:ascii="Times New Roman" w:eastAsia="SFRM1000" w:hAnsi="Times New Roman" w:cs="Times New Roman"/>
+          <w:sz w:val="28"/>
+          <w:szCs w:val="28"/>
+        </w:rPr>
+        <w:t xml:space="preserve"> флуктуациям ∆</w:t>
+      </w:r>
+      <w:proofErr w:type="spellStart"/>
+      <w:r>
+        <w:rPr>
+          <w:rFonts w:ascii="Times New Roman" w:eastAsia="SFRM1000" w:hAnsi="Times New Roman" w:cs="Times New Roman"/>
+          <w:sz w:val="28"/>
+          <w:szCs w:val="28"/>
+        </w:rPr>
+        <w:t>φ_l</w:t>
+      </w:r>
+      <w:proofErr w:type="spellEnd"/>
+      <w:r>
+        <w:rPr>
+          <w:rFonts w:ascii="Times New Roman" w:eastAsia="SFRM1000" w:hAnsi="Times New Roman" w:cs="Times New Roman"/>
+          <w:sz w:val="28"/>
+          <w:szCs w:val="28"/>
+        </w:rPr>
+        <w:t>.</w:t>
       </w:r>
     </w:p>
     <w:p>
@@ -1468,7 +1286,57 @@
           <w:sz w:val="28"/>
           <w:szCs w:val="28"/>
         </w:rPr>
-        <w:t>Частота выходного</w:t>
+        <w:t xml:space="preserve">Частота выходного сигнала СВЧ-генератора должна </w:t>
+      </w:r>
+      <w:r>
+        <w:rPr>
+          <w:rFonts w:ascii="Times New Roman" w:hAnsi="Times New Roman" w:cs="Times New Roman"/>
+          <w:sz w:val="28"/>
+          <w:szCs w:val="28"/>
+        </w:rPr>
+        <w:t>соответствовать частоте</w:t>
+      </w:r>
+      <w:r>
+        <w:rPr>
+          <w:rFonts w:ascii="Times New Roman" w:hAnsi="Times New Roman" w:cs="Times New Roman"/>
+          <w:sz w:val="28"/>
+          <w:szCs w:val="28"/>
+        </w:rPr>
+        <w:t xml:space="preserve"> часового перехода в атоме </w:t>
+      </w:r>
+      <w:r>
+        <w:rPr>
+          <w:rFonts w:ascii="Cambria Math" w:hAnsi="Cambria Math" w:cs="Cambria Math"/>
+          <w:sz w:val="28"/>
+          <w:szCs w:val="28"/>
+        </w:rPr>
+        <w:t>⁸⁷</w:t>
+      </w:r>
+      <w:proofErr w:type="spellStart"/>
+      <w:r>
+        <w:rPr>
+          <w:rFonts w:ascii="Times New Roman" w:hAnsi="Times New Roman" w:cs="Times New Roman"/>
+          <w:sz w:val="28"/>
+          <w:szCs w:val="28"/>
+        </w:rPr>
+        <w:t>Rb</w:t>
+      </w:r>
+      <w:proofErr w:type="spellEnd"/>
+      <w:r>
+        <w:rPr>
+          <w:rFonts w:ascii="Times New Roman" w:hAnsi="Times New Roman" w:cs="Times New Roman"/>
+          <w:sz w:val="28"/>
+          <w:szCs w:val="28"/>
+        </w:rPr>
+        <w:t xml:space="preserve"> (≈ 6.834 ГГц), а его фазовые шумы </w:t>
+      </w:r>
+      <w:r>
+        <w:rPr>
+          <w:rFonts w:ascii="Times New Roman" w:hAnsi="Times New Roman" w:cs="Times New Roman"/>
+          <w:sz w:val="28"/>
+          <w:szCs w:val="28"/>
+        </w:rPr>
+        <w:t>зависят от</w:t>
       </w:r>
       <w:r>
         <w:rPr>
@@ -1480,31 +1348,39 @@
       </w:r>
       <w:r>
         <w:rPr>
-          <w:rFonts w:ascii="Times New Roman" w:eastAsia="SFRM1000" w:hAnsi="Times New Roman" w:cs="Times New Roman"/>
-          <w:sz w:val="28"/>
-          <w:szCs w:val="28"/>
-        </w:rPr>
-        <w:t>с</w:t>
-      </w:r>
-      <w:r>
-        <w:rPr>
-          <w:rFonts w:ascii="Times New Roman" w:eastAsia="SFRM1000" w:hAnsi="Times New Roman" w:cs="Times New Roman"/>
-          <w:sz w:val="28"/>
-          <w:szCs w:val="28"/>
-        </w:rPr>
-        <w:t>игнал</w:t>
-      </w:r>
-      <w:r>
-        <w:rPr>
-          <w:rFonts w:ascii="Times New Roman" w:eastAsia="SFRM1000" w:hAnsi="Times New Roman" w:cs="Times New Roman"/>
-          <w:sz w:val="28"/>
-          <w:szCs w:val="28"/>
-        </w:rPr>
-        <w:t>а</w:t>
-      </w:r>
-      <w:r>
-        <w:rPr>
-          <w:rFonts w:ascii="Times New Roman" w:eastAsia="SFRM1000" w:hAnsi="Times New Roman" w:cs="Times New Roman"/>
+          <w:rFonts w:ascii="Times New Roman" w:hAnsi="Times New Roman" w:cs="Times New Roman"/>
+          <w:sz w:val="28"/>
+          <w:szCs w:val="28"/>
+        </w:rPr>
+        <w:t>качества</w:t>
+      </w:r>
+      <w:r>
+        <w:rPr>
+          <w:rFonts w:ascii="Times New Roman" w:hAnsi="Times New Roman" w:cs="Times New Roman"/>
+          <w:sz w:val="28"/>
+          <w:szCs w:val="28"/>
+        </w:rPr>
+        <w:t xml:space="preserve"> опорного сигнала, подаваемого на генератор. </w:t>
+      </w:r>
+      <w:r>
+        <w:rPr>
+          <w:rFonts w:ascii="Times New Roman" w:hAnsi="Times New Roman" w:cs="Times New Roman"/>
+          <w:sz w:val="28"/>
+          <w:szCs w:val="28"/>
+        </w:rPr>
+        <w:t>В качестве источника</w:t>
+      </w:r>
+      <w:r>
+        <w:rPr>
+          <w:rFonts w:ascii="Times New Roman" w:hAnsi="Times New Roman" w:cs="Times New Roman"/>
+          <w:sz w:val="28"/>
+          <w:szCs w:val="28"/>
+        </w:rPr>
+        <w:t xml:space="preserve"> опорного сигнала</w:t>
+      </w:r>
+      <w:r>
+        <w:rPr>
+          <w:rFonts w:ascii="Times New Roman" w:hAnsi="Times New Roman" w:cs="Times New Roman"/>
           <w:sz w:val="28"/>
           <w:szCs w:val="28"/>
         </w:rPr>
@@ -1512,23 +1388,15 @@
       </w:r>
       <w:r>
         <w:rPr>
-          <w:rFonts w:ascii="Times New Roman" w:eastAsia="SFRM1000" w:hAnsi="Times New Roman" w:cs="Times New Roman"/>
-          <w:sz w:val="28"/>
-          <w:szCs w:val="28"/>
-        </w:rPr>
-        <w:t>СВЧ-гене</w:t>
-      </w:r>
-      <w:r>
-        <w:rPr>
-          <w:rFonts w:ascii="Times New Roman" w:eastAsia="SFRM1000" w:hAnsi="Times New Roman" w:cs="Times New Roman"/>
-          <w:sz w:val="28"/>
-          <w:szCs w:val="28"/>
-        </w:rPr>
-        <w:t>ратора</w:t>
-      </w:r>
-      <w:r>
-        <w:rPr>
-          <w:rFonts w:ascii="Times New Roman" w:eastAsia="SFRM1000" w:hAnsi="Times New Roman" w:cs="Times New Roman"/>
+          <w:rFonts w:ascii="Times New Roman" w:hAnsi="Times New Roman" w:cs="Times New Roman"/>
+          <w:sz w:val="28"/>
+          <w:szCs w:val="28"/>
+        </w:rPr>
+        <w:t>мы использовали</w:t>
+      </w:r>
+      <w:r>
+        <w:rPr>
+          <w:rFonts w:ascii="Times New Roman" w:hAnsi="Times New Roman" w:cs="Times New Roman"/>
           <w:sz w:val="28"/>
           <w:szCs w:val="28"/>
         </w:rPr>
@@ -1536,186 +1404,107 @@
       </w:r>
       <w:r>
         <w:rPr>
-          <w:rFonts w:ascii="Times New Roman" w:eastAsia="SFRM1000" w:hAnsi="Times New Roman" w:cs="Times New Roman"/>
-          <w:sz w:val="28"/>
-          <w:szCs w:val="28"/>
-        </w:rPr>
-        <w:t>долж</w:t>
-      </w:r>
-      <w:r>
-        <w:rPr>
-          <w:rFonts w:ascii="Times New Roman" w:eastAsia="SFRM1000" w:hAnsi="Times New Roman" w:cs="Times New Roman"/>
-          <w:sz w:val="28"/>
-          <w:szCs w:val="28"/>
-        </w:rPr>
-        <w:t>н</w:t>
-      </w:r>
-      <w:r>
-        <w:rPr>
-          <w:rFonts w:ascii="Times New Roman" w:eastAsia="SFRM1000" w:hAnsi="Times New Roman" w:cs="Times New Roman"/>
-          <w:sz w:val="28"/>
-          <w:szCs w:val="28"/>
-        </w:rPr>
-        <w:t>а</w:t>
-      </w:r>
-      <w:r>
-        <w:rPr>
-          <w:rFonts w:ascii="Times New Roman" w:eastAsia="SFRM1000" w:hAnsi="Times New Roman" w:cs="Times New Roman"/>
-          <w:sz w:val="28"/>
-          <w:szCs w:val="28"/>
-        </w:rPr>
-        <w:t xml:space="preserve"> соответствовать частоте часового перехода в атоме </w:t>
-      </w:r>
-      <w:r>
-        <w:rPr>
-          <w:rFonts w:ascii="Times New Roman" w:eastAsia="SFRM1000" w:hAnsi="Times New Roman" w:cs="Times New Roman"/>
-          <w:sz w:val="28"/>
-          <w:szCs w:val="28"/>
-        </w:rPr>
-        <w:t>87</w:t>
+          <w:rFonts w:ascii="Times New Roman" w:hAnsi="Times New Roman" w:cs="Times New Roman"/>
+          <w:sz w:val="28"/>
+          <w:szCs w:val="28"/>
+        </w:rPr>
+        <w:t>собственный эталон СВЧ-генератора</w:t>
+      </w:r>
+      <w:r>
+        <w:rPr>
+          <w:rFonts w:ascii="Times New Roman" w:hAnsi="Times New Roman" w:cs="Times New Roman"/>
+          <w:sz w:val="28"/>
+          <w:szCs w:val="28"/>
+        </w:rPr>
+        <w:t xml:space="preserve"> и</w:t>
+      </w:r>
+      <w:r>
+        <w:rPr>
+          <w:rFonts w:ascii="Times New Roman" w:hAnsi="Times New Roman" w:cs="Times New Roman"/>
+          <w:sz w:val="28"/>
+          <w:szCs w:val="28"/>
+        </w:rPr>
+        <w:t xml:space="preserve"> систему компании</w:t>
+      </w:r>
+      <w:r>
+        <w:rPr>
+          <w:rFonts w:ascii="Times New Roman" w:hAnsi="Times New Roman" w:cs="Times New Roman"/>
+          <w:sz w:val="28"/>
+          <w:szCs w:val="28"/>
+        </w:rPr>
+        <w:t xml:space="preserve"> </w:t>
       </w:r>
       <w:proofErr w:type="spellStart"/>
       <w:r>
         <w:rPr>
-          <w:rFonts w:ascii="Times New Roman" w:eastAsia="SFRM1000" w:hAnsi="Times New Roman" w:cs="Times New Roman"/>
+          <w:rFonts w:ascii="Times New Roman" w:hAnsi="Times New Roman" w:cs="Times New Roman"/>
+          <w:sz w:val="28"/>
+          <w:szCs w:val="28"/>
+        </w:rPr>
+        <w:t>Sta</w:t>
+      </w:r>
+      <w:r>
+        <w:rPr>
+          <w:rFonts w:ascii="Times New Roman" w:hAnsi="Times New Roman" w:cs="Times New Roman"/>
+          <w:sz w:val="28"/>
+          <w:szCs w:val="28"/>
+        </w:rPr>
+        <w:t>nford</w:t>
+      </w:r>
+      <w:proofErr w:type="spellEnd"/>
+      <w:r>
+        <w:rPr>
+          <w:rFonts w:ascii="Times New Roman" w:hAnsi="Times New Roman" w:cs="Times New Roman"/>
+          <w:sz w:val="28"/>
+          <w:szCs w:val="28"/>
+        </w:rPr>
+        <w:t xml:space="preserve"> </w:t>
+      </w:r>
+      <w:proofErr w:type="spellStart"/>
+      <w:r>
+        <w:rPr>
+          <w:rFonts w:ascii="Times New Roman" w:hAnsi="Times New Roman" w:cs="Times New Roman"/>
+          <w:sz w:val="28"/>
+          <w:szCs w:val="28"/>
+        </w:rPr>
+        <w:t>Research</w:t>
+      </w:r>
+      <w:proofErr w:type="spellEnd"/>
+      <w:r>
+        <w:rPr>
+          <w:rFonts w:ascii="Times New Roman" w:hAnsi="Times New Roman" w:cs="Times New Roman"/>
+          <w:sz w:val="28"/>
+          <w:szCs w:val="28"/>
+        </w:rPr>
+        <w:t xml:space="preserve"> </w:t>
+      </w:r>
+      <w:proofErr w:type="spellStart"/>
+      <w:r>
+        <w:rPr>
+          <w:rFonts w:ascii="Times New Roman" w:hAnsi="Times New Roman" w:cs="Times New Roman"/>
+          <w:sz w:val="28"/>
+          <w:szCs w:val="28"/>
+        </w:rPr>
+        <w:t>Systems</w:t>
+      </w:r>
+      <w:proofErr w:type="spellEnd"/>
+      <w:r>
+        <w:rPr>
+          <w:rFonts w:ascii="Times New Roman" w:hAnsi="Times New Roman" w:cs="Times New Roman"/>
+          <w:sz w:val="28"/>
+          <w:szCs w:val="28"/>
+        </w:rPr>
+        <w:t xml:space="preserve"> (</w:t>
+      </w:r>
+      <w:r>
+        <w:rPr>
+          <w:rFonts w:ascii="Times New Roman" w:hAnsi="Times New Roman" w:cs="Times New Roman"/>
           <w:sz w:val="28"/>
           <w:szCs w:val="28"/>
           <w:lang w:val="en-US"/>
         </w:rPr>
-        <w:t>Rb</w:t>
-      </w:r>
-      <w:proofErr w:type="spellEnd"/>
-      <w:r>
-        <w:rPr>
-          <w:rFonts w:ascii="Times New Roman" w:eastAsia="SFRM1000" w:hAnsi="Times New Roman" w:cs="Times New Roman"/>
-          <w:sz w:val="28"/>
-          <w:szCs w:val="28"/>
-        </w:rPr>
-        <w:t xml:space="preserve"> </w:t>
-      </w:r>
-      <w:r>
-        <w:rPr>
-          <w:rFonts w:ascii="Times New Roman" w:eastAsia="SFRM1000" w:hAnsi="Times New Roman" w:cs="Times New Roman"/>
-          <w:sz w:val="28"/>
-          <w:szCs w:val="28"/>
-        </w:rPr>
-        <w:t xml:space="preserve">~ 6.834 </w:t>
-      </w:r>
-      <w:r>
-        <w:rPr>
-          <w:rFonts w:ascii="Times New Roman" w:eastAsia="SFRM1000" w:hAnsi="Times New Roman" w:cs="Times New Roman"/>
-          <w:sz w:val="28"/>
-          <w:szCs w:val="28"/>
-        </w:rPr>
-        <w:t>ГГц</w:t>
-      </w:r>
-      <w:r>
-        <w:rPr>
-          <w:rFonts w:ascii="Times New Roman" w:eastAsia="SFRM1000" w:hAnsi="Times New Roman" w:cs="Times New Roman"/>
-          <w:sz w:val="28"/>
-          <w:szCs w:val="28"/>
-        </w:rPr>
-        <w:t xml:space="preserve">. </w:t>
-      </w:r>
-      <w:r>
-        <w:rPr>
-          <w:rFonts w:ascii="Times New Roman" w:eastAsia="SFRM1000" w:hAnsi="Times New Roman" w:cs="Times New Roman"/>
-          <w:sz w:val="28"/>
-          <w:szCs w:val="28"/>
-        </w:rPr>
-        <w:t xml:space="preserve">Для этого </w:t>
-      </w:r>
-      <w:r>
-        <w:rPr>
-          <w:rFonts w:ascii="Times New Roman" w:hAnsi="Times New Roman" w:cs="Times New Roman"/>
-          <w:sz w:val="28"/>
-          <w:szCs w:val="28"/>
-        </w:rPr>
-        <w:t>на СВЧ-генератор подаётся опорный сигнал. В качестве источника опорного сигнала</w:t>
-      </w:r>
-      <w:r>
-        <w:rPr>
-          <w:rFonts w:ascii="Times New Roman" w:hAnsi="Times New Roman" w:cs="Times New Roman"/>
-          <w:sz w:val="28"/>
-          <w:szCs w:val="28"/>
-        </w:rPr>
-        <w:t xml:space="preserve"> </w:t>
-      </w:r>
-      <w:r>
-        <w:rPr>
-          <w:rFonts w:ascii="Times New Roman" w:hAnsi="Times New Roman" w:cs="Times New Roman"/>
-          <w:sz w:val="28"/>
-          <w:szCs w:val="28"/>
-        </w:rPr>
-        <w:t>мы</w:t>
-      </w:r>
-      <w:r>
-        <w:rPr>
-          <w:rFonts w:ascii="Times New Roman" w:hAnsi="Times New Roman" w:cs="Times New Roman"/>
-          <w:sz w:val="28"/>
-          <w:szCs w:val="28"/>
-        </w:rPr>
-        <w:t xml:space="preserve"> </w:t>
-      </w:r>
-      <w:r>
-        <w:rPr>
-          <w:rFonts w:ascii="Times New Roman" w:hAnsi="Times New Roman" w:cs="Times New Roman"/>
-          <w:sz w:val="28"/>
-          <w:szCs w:val="28"/>
-        </w:rPr>
-        <w:t>использовали</w:t>
-      </w:r>
-      <w:r>
-        <w:rPr>
-          <w:rFonts w:ascii="Times New Roman" w:hAnsi="Times New Roman" w:cs="Times New Roman"/>
-          <w:sz w:val="28"/>
-          <w:szCs w:val="28"/>
-        </w:rPr>
-        <w:t xml:space="preserve"> </w:t>
-      </w:r>
-      <w:r>
-        <w:rPr>
-          <w:rFonts w:ascii="Times New Roman" w:hAnsi="Times New Roman" w:cs="Times New Roman"/>
-          <w:sz w:val="28"/>
-          <w:szCs w:val="28"/>
-        </w:rPr>
-        <w:t xml:space="preserve">собственный </w:t>
-      </w:r>
-      <w:r>
-        <w:rPr>
-          <w:rFonts w:ascii="Times New Roman" w:hAnsi="Times New Roman" w:cs="Times New Roman"/>
-          <w:sz w:val="28"/>
-          <w:szCs w:val="28"/>
-        </w:rPr>
-        <w:t xml:space="preserve">внутренний эталон </w:t>
-      </w:r>
-      <w:r>
-        <w:rPr>
-          <w:rFonts w:ascii="Times New Roman" w:hAnsi="Times New Roman" w:cs="Times New Roman"/>
-          <w:sz w:val="28"/>
-          <w:szCs w:val="28"/>
-        </w:rPr>
-        <w:t>(</w:t>
-      </w:r>
-      <w:r>
-        <w:rPr>
-          <w:rFonts w:ascii="Times New Roman" w:hAnsi="Times New Roman" w:cs="Times New Roman"/>
-          <w:sz w:val="28"/>
-          <w:szCs w:val="28"/>
-        </w:rPr>
-        <w:t xml:space="preserve">СВЧ-генератора </w:t>
-      </w:r>
-      <w:proofErr w:type="spellStart"/>
-      <w:r>
-        <w:rPr>
-          <w:rFonts w:ascii="Times New Roman" w:hAnsi="Times New Roman" w:cs="Times New Roman"/>
-          <w:sz w:val="28"/>
-          <w:szCs w:val="28"/>
-          <w:lang w:val="en-US"/>
-        </w:rPr>
-        <w:t>advantex</w:t>
-      </w:r>
-      <w:proofErr w:type="spellEnd"/>
+        <w:t>SRS</w:t>
+      </w:r>
       <w:r>
         <w:rPr>
           <w:rFonts w:ascii="Times New Roman" w:hAnsi="Times New Roman" w:cs="Times New Roman"/>
@@ -1730,83 +1519,15 @@
           <w:sz w:val="28"/>
           <w:szCs w:val="28"/>
         </w:rPr>
-        <w:t xml:space="preserve"> </w:t>
-      </w:r>
-      <w:r>
-        <w:rPr>
-          <w:rFonts w:ascii="Times New Roman" w:hAnsi="Times New Roman" w:cs="Times New Roman"/>
-          <w:sz w:val="28"/>
-          <w:szCs w:val="28"/>
-        </w:rPr>
-        <w:t xml:space="preserve">и </w:t>
-      </w:r>
-      <w:r>
-        <w:rPr>
-          <w:rFonts w:ascii="Times New Roman" w:hAnsi="Times New Roman" w:cs="Times New Roman"/>
-          <w:sz w:val="28"/>
-          <w:szCs w:val="28"/>
-        </w:rPr>
-        <w:t>внешний</w:t>
-      </w:r>
-      <w:r>
-        <w:rPr>
-          <w:rFonts w:ascii="Times New Roman" w:hAnsi="Times New Roman" w:cs="Times New Roman"/>
-          <w:sz w:val="28"/>
-          <w:szCs w:val="28"/>
-        </w:rPr>
-        <w:t xml:space="preserve"> </w:t>
-      </w:r>
-      <w:r>
-        <w:rPr>
-          <w:rFonts w:ascii="Times New Roman" w:hAnsi="Times New Roman" w:cs="Times New Roman"/>
-          <w:sz w:val="28"/>
-          <w:szCs w:val="28"/>
-        </w:rPr>
-        <w:t>(</w:t>
-      </w:r>
-      <w:r>
-        <w:rPr>
-          <w:rFonts w:ascii="Times New Roman" w:hAnsi="Times New Roman" w:cs="Times New Roman"/>
-          <w:sz w:val="28"/>
-          <w:szCs w:val="28"/>
-        </w:rPr>
-        <w:t>часы на 87</w:t>
-      </w:r>
-      <w:proofErr w:type="spellStart"/>
-      <w:r>
-        <w:rPr>
-          <w:rFonts w:ascii="Times New Roman" w:hAnsi="Times New Roman" w:cs="Times New Roman"/>
-          <w:sz w:val="28"/>
-          <w:szCs w:val="28"/>
-          <w:lang w:val="en-US"/>
-        </w:rPr>
-        <w:t>Rb</w:t>
-      </w:r>
-      <w:proofErr w:type="spellEnd"/>
-      <w:r>
-        <w:rPr>
-          <w:rFonts w:ascii="Times New Roman" w:hAnsi="Times New Roman" w:cs="Times New Roman"/>
-          <w:sz w:val="28"/>
-          <w:szCs w:val="28"/>
-        </w:rPr>
-        <w:t xml:space="preserve"> </w:t>
-      </w:r>
-      <w:r>
-        <w:rPr>
-          <w:rFonts w:ascii="Times New Roman" w:hAnsi="Times New Roman" w:cs="Times New Roman"/>
-          <w:sz w:val="28"/>
-          <w:szCs w:val="28"/>
-          <w:lang w:val="en-US"/>
-        </w:rPr>
-        <w:t>SRS</w:t>
-      </w:r>
-      <w:r>
-        <w:rPr>
-          <w:rFonts w:ascii="Times New Roman" w:hAnsi="Times New Roman" w:cs="Times New Roman"/>
-          <w:sz w:val="28"/>
-          <w:szCs w:val="28"/>
-        </w:rPr>
-        <w:t>).</w:t>
+        <w:t>, состоящую</w:t>
+      </w:r>
+      <w:r>
+        <w:rPr>
+          <w:rFonts w:ascii="Times New Roman" w:hAnsi="Times New Roman" w:cs="Times New Roman"/>
+          <w:sz w:val="28"/>
+          <w:szCs w:val="28"/>
+        </w:rPr>
+        <w:t xml:space="preserve"> из рубидиевого стандарта частоты RS725 и СВЧ-генератора SG384.</w:t>
       </w:r>
     </w:p>
     <w:p>
@@ -1824,43 +1545,19 @@
           <w:sz w:val="28"/>
           <w:szCs w:val="28"/>
         </w:rPr>
-        <w:t>В ходе работы б</w:t>
-      </w:r>
-      <w:r>
-        <w:rPr>
-          <w:rFonts w:ascii="Times New Roman" w:hAnsi="Times New Roman" w:cs="Times New Roman"/>
-          <w:sz w:val="28"/>
-          <w:szCs w:val="28"/>
-        </w:rPr>
-        <w:t xml:space="preserve">ыло выполнено измерение фазового шума </w:t>
-      </w:r>
-      <w:r>
-        <w:rPr>
-          <w:rFonts w:ascii="Times New Roman" w:hAnsi="Times New Roman" w:cs="Times New Roman"/>
-          <w:sz w:val="28"/>
-          <w:szCs w:val="28"/>
-        </w:rPr>
-        <w:t xml:space="preserve">выходного сигнала </w:t>
-      </w:r>
-      <w:r>
-        <w:rPr>
-          <w:rFonts w:ascii="Times New Roman" w:hAnsi="Times New Roman" w:cs="Times New Roman"/>
-          <w:sz w:val="28"/>
-          <w:szCs w:val="28"/>
-        </w:rPr>
-        <w:t>СВЧ-генератора</w:t>
-      </w:r>
-      <w:r>
-        <w:rPr>
-          <w:rFonts w:ascii="Times New Roman" w:eastAsia="SFRM1000" w:hAnsi="Times New Roman" w:cs="Times New Roman"/>
-          <w:sz w:val="28"/>
-          <w:szCs w:val="28"/>
-        </w:rPr>
-        <w:t xml:space="preserve"> с помощью</w:t>
-      </w:r>
-      <w:r>
-        <w:rPr>
-          <w:rFonts w:ascii="Times New Roman" w:eastAsia="SFRM1000" w:hAnsi="Times New Roman" w:cs="Times New Roman"/>
+        <w:t xml:space="preserve">Для количественной оценки вклада данного источника шума было выполнено измерение фазового шума выходного сигнала СВЧ-генератора с помощью анализатора </w:t>
+      </w:r>
+      <w:r>
+        <w:rPr>
+          <w:rFonts w:ascii="Times New Roman" w:hAnsi="Times New Roman" w:cs="Times New Roman"/>
+          <w:sz w:val="28"/>
+          <w:szCs w:val="28"/>
+        </w:rPr>
+        <w:t>источников сигнала</w:t>
+      </w:r>
+      <w:r>
+        <w:rPr>
+          <w:rFonts w:ascii="Times New Roman" w:hAnsi="Times New Roman" w:cs="Times New Roman"/>
           <w:sz w:val="28"/>
           <w:szCs w:val="28"/>
         </w:rPr>
@@ -1868,158 +1565,88 @@
       </w:r>
       <w:r>
         <w:rPr>
-          <w:rFonts w:ascii="Times New Roman" w:eastAsia="SFRM1000" w:hAnsi="Times New Roman" w:cs="Times New Roman"/>
-          <w:sz w:val="28"/>
-          <w:szCs w:val="28"/>
-        </w:rPr>
-        <w:t xml:space="preserve">анализатор фазовых шумов </w:t>
-      </w:r>
-      <w:r>
-        <w:rPr>
-          <w:rFonts w:ascii="Times New Roman" w:eastAsia="SFRM1000" w:hAnsi="Times New Roman" w:cs="Times New Roman"/>
-          <w:sz w:val="28"/>
-          <w:szCs w:val="28"/>
-        </w:rPr>
-        <w:t>ПРИБОР</w:t>
-      </w:r>
-      <w:r>
-        <w:rPr>
-          <w:rFonts w:ascii="Times New Roman" w:eastAsia="SFRM1000" w:hAnsi="Times New Roman" w:cs="Times New Roman"/>
-          <w:sz w:val="28"/>
-          <w:szCs w:val="28"/>
-        </w:rPr>
-        <w:t>.</w:t>
-      </w:r>
-      <w:r>
-        <w:rPr>
-          <w:rFonts w:ascii="Times New Roman" w:eastAsia="SFRM1000" w:hAnsi="Times New Roman" w:cs="Times New Roman"/>
-          <w:sz w:val="28"/>
-          <w:szCs w:val="28"/>
-        </w:rPr>
-        <w:t xml:space="preserve"> На рис. 1 представлены результаты измерения </w:t>
-      </w:r>
-      <w:r>
-        <w:rPr>
-          <w:rFonts w:ascii="Times New Roman" w:eastAsia="SFRM1000" w:hAnsi="Times New Roman" w:cs="Times New Roman"/>
-          <w:sz w:val="28"/>
-          <w:szCs w:val="28"/>
-        </w:rPr>
-        <w:t>односторонней спектральной</w:t>
-      </w:r>
-      <w:r>
-        <w:rPr>
-          <w:rFonts w:ascii="Times New Roman" w:eastAsia="SFRM1000" w:hAnsi="Times New Roman" w:cs="Times New Roman"/>
-          <w:sz w:val="28"/>
-          <w:szCs w:val="28"/>
-        </w:rPr>
-        <w:t xml:space="preserve"> плотность мощности шума </w:t>
-      </w:r>
-      <w:r>
-        <w:rPr>
-          <w:rFonts w:ascii="Times New Roman" w:eastAsia="SFRM1000" w:hAnsi="Times New Roman" w:cs="Times New Roman"/>
+          <w:rFonts w:ascii="Times New Roman" w:hAnsi="Times New Roman" w:cs="Times New Roman"/>
           <w:sz w:val="28"/>
           <w:szCs w:val="28"/>
           <w:lang w:val="en-US"/>
         </w:rPr>
-        <w:t>L</w:t>
-      </w:r>
-      <w:r>
-        <w:rPr>
-          <w:rFonts w:ascii="Times New Roman" w:eastAsia="SFRM1000" w:hAnsi="Times New Roman" w:cs="Times New Roman"/>
-          <w:sz w:val="28"/>
-          <w:szCs w:val="28"/>
-        </w:rPr>
-        <w:t>(</w:t>
-      </w:r>
-      <w:r>
-        <w:rPr>
-          <w:rFonts w:ascii="Times New Roman" w:eastAsia="SFRM1000" w:hAnsi="Times New Roman" w:cs="Times New Roman"/>
+        <w:t>KEYSIGHT</w:t>
+      </w:r>
+      <w:r>
+        <w:rPr>
+          <w:rFonts w:ascii="Times New Roman" w:hAnsi="Times New Roman" w:cs="Times New Roman"/>
+          <w:sz w:val="28"/>
+          <w:szCs w:val="28"/>
+        </w:rPr>
+        <w:t xml:space="preserve"> </w:t>
+      </w:r>
+      <w:r>
+        <w:rPr>
+          <w:rFonts w:ascii="Times New Roman" w:hAnsi="Times New Roman" w:cs="Times New Roman"/>
           <w:sz w:val="28"/>
           <w:szCs w:val="28"/>
           <w:lang w:val="en-US"/>
         </w:rPr>
-        <w:t>f</w:t>
-      </w:r>
-      <w:r>
-        <w:rPr>
-          <w:rFonts w:ascii="Times New Roman" w:eastAsia="SFRM1000" w:hAnsi="Times New Roman" w:cs="Times New Roman"/>
-          <w:sz w:val="28"/>
-          <w:szCs w:val="28"/>
-        </w:rPr>
-        <w:t>)</w:t>
-      </w:r>
-      <w:r>
-        <w:rPr>
-          <w:rFonts w:ascii="Times New Roman" w:eastAsia="SFRM1000" w:hAnsi="Times New Roman" w:cs="Times New Roman"/>
-          <w:sz w:val="28"/>
-          <w:szCs w:val="28"/>
-        </w:rPr>
-        <w:t>.</w:t>
-      </w:r>
-      <w:r>
-        <w:rPr>
-          <w:rFonts w:ascii="Times New Roman" w:eastAsia="SFRM1000" w:hAnsi="Times New Roman" w:cs="Times New Roman"/>
-          <w:sz w:val="28"/>
-          <w:szCs w:val="28"/>
-        </w:rPr>
-        <w:t xml:space="preserve"> </w:t>
-      </w:r>
-      <w:r>
-        <w:rPr>
-          <w:rFonts w:ascii="Times New Roman" w:eastAsia="SFRM1000" w:hAnsi="Times New Roman" w:cs="Times New Roman"/>
-          <w:sz w:val="28"/>
-          <w:szCs w:val="28"/>
-        </w:rPr>
-        <w:t xml:space="preserve">Она связана с </w:t>
-      </w:r>
-      <w:r>
-        <w:rPr>
-          <w:rFonts w:ascii="Times New Roman" w:eastAsia="SFRM1000" w:hAnsi="Times New Roman" w:cs="Times New Roman"/>
+        <w:t>E</w:t>
+      </w:r>
+      <w:r>
+        <w:rPr>
+          <w:rFonts w:ascii="Times New Roman" w:hAnsi="Times New Roman" w:cs="Times New Roman"/>
+          <w:sz w:val="28"/>
+          <w:szCs w:val="28"/>
+        </w:rPr>
+        <w:t>5052</w:t>
+      </w:r>
+      <w:r>
+        <w:rPr>
+          <w:rFonts w:ascii="Times New Roman" w:hAnsi="Times New Roman" w:cs="Times New Roman"/>
           <w:sz w:val="28"/>
           <w:szCs w:val="28"/>
           <w:lang w:val="en-US"/>
         </w:rPr>
-        <w:t>S</w:t>
-      </w:r>
-      <w:r>
-        <w:rPr>
-          <w:rFonts w:ascii="Times New Roman" w:eastAsia="SFRM1000" w:hAnsi="Times New Roman" w:cs="Times New Roman"/>
-          <w:sz w:val="28"/>
-          <w:szCs w:val="28"/>
-        </w:rPr>
-        <w:t>_</w:t>
-      </w:r>
-      <w:r>
-        <w:rPr>
-          <w:rFonts w:ascii="Times New Roman" w:hAnsi="Times New Roman" w:cs="Times New Roman"/>
-          <w:sz w:val="28"/>
-          <w:szCs w:val="28"/>
-        </w:rPr>
-        <w:t xml:space="preserve"> </w:t>
-      </w:r>
-      <w:r>
-        <w:rPr>
-          <w:rFonts w:ascii="Times New Roman" w:hAnsi="Times New Roman" w:cs="Times New Roman"/>
-          <w:sz w:val="28"/>
-          <w:szCs w:val="28"/>
-        </w:rPr>
-        <w:t>φ</w:t>
-      </w:r>
-      <w:r>
-        <w:rPr>
-          <w:rFonts w:ascii="Times New Roman" w:hAnsi="Times New Roman" w:cs="Times New Roman"/>
-          <w:sz w:val="28"/>
-          <w:szCs w:val="28"/>
-        </w:rPr>
-        <w:t xml:space="preserve"> </w:t>
-      </w:r>
-      <w:r>
-        <w:rPr>
-          <w:rFonts w:ascii="Times New Roman" w:hAnsi="Times New Roman" w:cs="Times New Roman"/>
-          <w:sz w:val="28"/>
-          <w:szCs w:val="28"/>
-        </w:rPr>
-        <w:t>следующим образом</w:t>
+        <w:t>B</w:t>
+      </w:r>
+      <w:r>
+        <w:rPr>
+          <w:rFonts w:ascii="Times New Roman" w:hAnsi="Times New Roman" w:cs="Times New Roman"/>
+          <w:sz w:val="28"/>
+          <w:szCs w:val="28"/>
+        </w:rPr>
+        <w:t xml:space="preserve">. </w:t>
+      </w:r>
+      <w:r>
+        <w:rPr>
+          <w:rFonts w:ascii="Times New Roman" w:hAnsi="Times New Roman" w:cs="Times New Roman"/>
+          <w:sz w:val="28"/>
+          <w:szCs w:val="28"/>
+        </w:rPr>
+        <w:t>На рис. 1 представлены результаты измерения односторонней спектральной плотности мощности фазового шума L(f), которая свя</w:t>
+      </w:r>
+      <w:r>
+        <w:rPr>
+          <w:rFonts w:ascii="Times New Roman" w:hAnsi="Times New Roman" w:cs="Times New Roman"/>
+          <w:sz w:val="28"/>
+          <w:szCs w:val="28"/>
+        </w:rPr>
+        <w:t xml:space="preserve">зана с </w:t>
+      </w:r>
+      <w:proofErr w:type="spellStart"/>
+      <w:r>
+        <w:rPr>
+          <w:rFonts w:ascii="Times New Roman" w:hAnsi="Times New Roman" w:cs="Times New Roman"/>
+          <w:sz w:val="28"/>
+          <w:szCs w:val="28"/>
+        </w:rPr>
+        <w:t>S_φ</w:t>
+      </w:r>
+      <w:proofErr w:type="spellEnd"/>
+      <w:r>
+        <w:rPr>
+          <w:rFonts w:ascii="Times New Roman" w:hAnsi="Times New Roman" w:cs="Times New Roman"/>
+          <w:sz w:val="28"/>
+          <w:szCs w:val="28"/>
+        </w:rPr>
+        <w:t xml:space="preserve"> следующим образом</w:t>
       </w:r>
       <w:r>
         <w:rPr>
@@ -2195,16 +1822,13 @@
       </w:pPr>
       <w:r>
         <w:rPr>
-          <w:rFonts w:ascii="Times New Roman" w:hAnsi="Times New Roman" w:cs="Times New Roman"/>
           <w:noProof/>
-          <w:sz w:val="28"/>
-          <w:szCs w:val="28"/>
           <w:lang w:eastAsia="ru-RU"/>
         </w:rPr>
         <w:lastRenderedPageBreak/>
         <w:drawing>
-          <wp:inline distT="0" distB="0" distL="0" distR="0" wp14:anchorId="47A1BA98" wp14:editId="431677C2">
-            <wp:extent cx="4419600" cy="2767978"/>
+          <wp:inline distT="0" distB="0" distL="0" distR="0" wp14:anchorId="2835550A" wp14:editId="58623769">
+            <wp:extent cx="5638800" cy="3455008"/>
             <wp:effectExtent l="0" t="0" r="0" b="0"/>
             <wp:docPr id="1" name="Рисунок 1"/>
             <wp:cNvGraphicFramePr>
@@ -2226,7 +1850,7 @@
                   <pic:spPr>
                     <a:xfrm>
                       <a:off x="0" y="0"/>
-                      <a:ext cx="4433852" cy="2776904"/>
+                      <a:ext cx="5645755" cy="3459270"/>
                     </a:xfrm>
                     <a:prstGeom prst="rect">
                       <a:avLst/>
@@ -2254,7 +1878,7 @@
           <w:sz w:val="24"/>
           <w:szCs w:val="24"/>
         </w:rPr>
-        <w:t xml:space="preserve">Рис. 1. Зависимость </w:t>
+        <w:t xml:space="preserve">Рис. 1. </w:t>
       </w:r>
       <w:r>
         <w:rPr>
@@ -2262,7 +1886,7 @@
           <w:sz w:val="24"/>
           <w:szCs w:val="24"/>
         </w:rPr>
-        <w:t>односторонней спектральной плотность мощности шума</w:t>
+        <w:t>Односторонняя с</w:t>
       </w:r>
       <w:r>
         <w:rPr>
@@ -2270,8 +1894,51 @@
           <w:sz w:val="24"/>
           <w:szCs w:val="24"/>
         </w:rPr>
-        <w:t xml:space="preserve"> от отстройки </w:t>
-      </w:r>
+        <w:t>пектральная плотно</w:t>
+      </w:r>
+      <w:r>
+        <w:rPr>
+          <w:rFonts w:ascii="Times New Roman" w:eastAsia="SFRM1000" w:hAnsi="Times New Roman" w:cs="Times New Roman"/>
+          <w:sz w:val="24"/>
+          <w:szCs w:val="24"/>
+        </w:rPr>
+        <w:t>сть мощности фазового шума L(f)</w:t>
+      </w:r>
+      <w:r>
+        <w:rPr>
+          <w:rFonts w:ascii="Times New Roman" w:eastAsia="SFRM1000" w:hAnsi="Times New Roman" w:cs="Times New Roman"/>
+          <w:sz w:val="24"/>
+          <w:szCs w:val="24"/>
+        </w:rPr>
+        <w:t xml:space="preserve"> для выходного сигнала СВЧ-генератора </w:t>
+      </w:r>
+      <w:proofErr w:type="spellStart"/>
+      <w:r>
+        <w:rPr>
+          <w:rFonts w:ascii="Times New Roman" w:eastAsia="SFRM1000" w:hAnsi="Times New Roman" w:cs="Times New Roman"/>
+          <w:sz w:val="24"/>
+          <w:szCs w:val="24"/>
+        </w:rPr>
+        <w:t>Advantex</w:t>
+      </w:r>
+      <w:proofErr w:type="spellEnd"/>
+      <w:r>
+        <w:rPr>
+          <w:rFonts w:ascii="Times New Roman" w:eastAsia="SFRM1000" w:hAnsi="Times New Roman" w:cs="Times New Roman"/>
+          <w:sz w:val="24"/>
+          <w:szCs w:val="24"/>
+        </w:rPr>
+        <w:t xml:space="preserve"> LNO-HP35MRF в зависимости от отстройки f от несущей частоты: синяя линия – </w:t>
+      </w:r>
+      <w:r>
+        <w:rPr>
+          <w:rFonts w:ascii="Times New Roman" w:eastAsia="SFRM1000" w:hAnsi="Times New Roman" w:cs="Times New Roman"/>
+          <w:sz w:val="24"/>
+          <w:szCs w:val="24"/>
+        </w:rPr>
+        <w:t xml:space="preserve">собственный эталон </w:t>
+      </w:r>
+      <w:proofErr w:type="spellStart"/>
       <w:r>
         <w:rPr>
           <w:rFonts w:ascii="Times New Roman" w:eastAsia="SFRM1000" w:hAnsi="Times New Roman" w:cs="Times New Roman"/>
@@ -2279,145 +1946,361 @@
           <w:szCs w:val="24"/>
           <w:lang w:val="en-US"/>
         </w:rPr>
-        <w:t>f</w:t>
-      </w:r>
+        <w:t>advantex</w:t>
+      </w:r>
+      <w:proofErr w:type="spellEnd"/>
       <w:r>
         <w:rPr>
           <w:rFonts w:ascii="Times New Roman" w:eastAsia="SFRM1000" w:hAnsi="Times New Roman" w:cs="Times New Roman"/>
           <w:sz w:val="24"/>
           <w:szCs w:val="24"/>
         </w:rPr>
-        <w:t xml:space="preserve"> от несущей частоты.</w:t>
+        <w:t>, красная линия –</w:t>
+      </w:r>
+      <w:r>
+        <w:rPr>
+          <w:rFonts w:ascii="Times New Roman" w:eastAsia="SFRM1000" w:hAnsi="Times New Roman" w:cs="Times New Roman"/>
+          <w:sz w:val="24"/>
+          <w:szCs w:val="24"/>
+        </w:rPr>
+        <w:t xml:space="preserve"> рубидиевый эталон (SRS).</w:t>
+      </w:r>
+      <w:r>
+        <w:rPr>
+          <w:rFonts w:ascii="Times New Roman" w:eastAsia="SFRM1000" w:hAnsi="Times New Roman" w:cs="Times New Roman"/>
+          <w:sz w:val="24"/>
+          <w:szCs w:val="24"/>
+        </w:rPr>
+        <w:t xml:space="preserve"> </w:t>
+      </w:r>
+      <w:r>
+        <w:rPr>
+          <w:rFonts w:ascii="Times New Roman" w:eastAsia="SFRM1000" w:hAnsi="Times New Roman" w:cs="Times New Roman"/>
+          <w:sz w:val="24"/>
+          <w:szCs w:val="24"/>
+        </w:rPr>
+        <w:t xml:space="preserve">Серой областью выделен диапазон частот от 1/T = 100 Гц до 1/τ = 200 кГц (T = 10 </w:t>
+      </w:r>
+      <w:proofErr w:type="spellStart"/>
+      <w:r>
+        <w:rPr>
+          <w:rFonts w:ascii="Times New Roman" w:eastAsia="SFRM1000" w:hAnsi="Times New Roman" w:cs="Times New Roman"/>
+          <w:sz w:val="24"/>
+          <w:szCs w:val="24"/>
+        </w:rPr>
+        <w:t>мс</w:t>
+      </w:r>
+      <w:proofErr w:type="spellEnd"/>
+      <w:r>
+        <w:rPr>
+          <w:rFonts w:ascii="Times New Roman" w:eastAsia="SFRM1000" w:hAnsi="Times New Roman" w:cs="Times New Roman"/>
+          <w:sz w:val="24"/>
+          <w:szCs w:val="24"/>
+        </w:rPr>
+        <w:t xml:space="preserve">, τ = 5 </w:t>
+      </w:r>
+      <w:proofErr w:type="spellStart"/>
+      <w:r>
+        <w:rPr>
+          <w:rFonts w:ascii="Times New Roman" w:eastAsia="SFRM1000" w:hAnsi="Times New Roman" w:cs="Times New Roman"/>
+          <w:sz w:val="24"/>
+          <w:szCs w:val="24"/>
+        </w:rPr>
+        <w:t>мкс</w:t>
+      </w:r>
+      <w:proofErr w:type="spellEnd"/>
+      <w:r>
+        <w:rPr>
+          <w:rFonts w:ascii="Times New Roman" w:eastAsia="SFRM1000" w:hAnsi="Times New Roman" w:cs="Times New Roman"/>
+          <w:sz w:val="24"/>
+          <w:szCs w:val="24"/>
+        </w:rPr>
+        <w:t>), в котором флуктуации фазы вносят вклад в погрешность измерения g.</w:t>
       </w:r>
     </w:p>
     <w:p>
       <w:pPr>
-        <w:rPr>
-          <w:rFonts w:ascii="Times New Roman" w:hAnsi="Times New Roman" w:cs="Times New Roman"/>
-          <w:sz w:val="28"/>
+        <w:jc w:val="both"/>
+        <w:rPr>
+          <w:rFonts w:ascii="Times New Roman" w:hAnsi="Times New Roman" w:cs="Times New Roman"/>
+          <w:sz w:val="36"/>
           <w:szCs w:val="28"/>
         </w:rPr>
       </w:pPr>
       <w:r>
         <w:rPr>
-          <w:rFonts w:ascii="Times New Roman" w:eastAsia="SFRM1000" w:hAnsi="Times New Roman" w:cs="Times New Roman"/>
-          <w:sz w:val="28"/>
-          <w:szCs w:val="28"/>
-        </w:rPr>
-        <w:t xml:space="preserve">По итогу величина фазовых флуктуаций выходного сигнала СВЧ-генератора при использовании в качестве опорного сигнала внутреннего эталона составила </w:t>
-      </w:r>
-      <w:r>
-        <w:rPr>
-          <w:rFonts w:ascii="Times New Roman" w:eastAsia="SFRM1000" w:hAnsi="Times New Roman" w:cs="Times New Roman"/>
-          <w:sz w:val="28"/>
-          <w:szCs w:val="28"/>
-        </w:rPr>
-        <w:t xml:space="preserve">19 </w:t>
+          <w:rFonts w:ascii="Times New Roman" w:hAnsi="Times New Roman" w:cs="Times New Roman"/>
+          <w:sz w:val="28"/>
+        </w:rPr>
+        <w:t xml:space="preserve">Расчёт показал, что при использовании </w:t>
+      </w:r>
+      <w:r>
+        <w:rPr>
+          <w:rFonts w:ascii="Times New Roman" w:hAnsi="Times New Roman" w:cs="Times New Roman"/>
+          <w:sz w:val="28"/>
+        </w:rPr>
+        <w:t>собственного</w:t>
+      </w:r>
+      <w:r>
+        <w:rPr>
+          <w:rFonts w:ascii="Times New Roman" w:hAnsi="Times New Roman" w:cs="Times New Roman"/>
+          <w:sz w:val="28"/>
+        </w:rPr>
+        <w:t xml:space="preserve"> эталона</w:t>
+      </w:r>
+      <w:r>
+        <w:rPr>
+          <w:rFonts w:ascii="Times New Roman" w:hAnsi="Times New Roman" w:cs="Times New Roman"/>
+          <w:sz w:val="28"/>
+        </w:rPr>
+        <w:t xml:space="preserve"> </w:t>
       </w:r>
       <w:proofErr w:type="spellStart"/>
       <w:r>
         <w:rPr>
-          <w:rFonts w:ascii="Times New Roman" w:eastAsia="SFRM1000" w:hAnsi="Times New Roman" w:cs="Times New Roman"/>
-          <w:sz w:val="28"/>
-          <w:szCs w:val="28"/>
-        </w:rPr>
-        <w:t>мРад</w:t>
+          <w:rFonts w:ascii="Times New Roman" w:hAnsi="Times New Roman" w:cs="Times New Roman"/>
+          <w:sz w:val="28"/>
+          <w:lang w:val="en-US"/>
+        </w:rPr>
+        <w:t>advantex</w:t>
       </w:r>
       <w:proofErr w:type="spellEnd"/>
       <w:r>
         <w:rPr>
-          <w:rFonts w:ascii="Times New Roman" w:eastAsia="SFRM1000" w:hAnsi="Times New Roman" w:cs="Times New Roman"/>
-          <w:sz w:val="28"/>
-          <w:szCs w:val="28"/>
+          <w:rFonts w:ascii="Times New Roman" w:hAnsi="Times New Roman" w:cs="Times New Roman"/>
+          <w:sz w:val="28"/>
         </w:rPr>
         <w:t xml:space="preserve"> </w:t>
       </w:r>
       <w:r>
         <w:rPr>
-          <w:rFonts w:ascii="Times New Roman" w:eastAsia="SFRM1000" w:hAnsi="Times New Roman" w:cs="Times New Roman"/>
-          <w:sz w:val="28"/>
-          <w:szCs w:val="28"/>
-        </w:rPr>
-        <w:t xml:space="preserve">на выстрел, что в пересчёте на погрешность </w:t>
-      </w:r>
-      <w:r>
-        <w:rPr>
-          <w:rFonts w:ascii="Times New Roman" w:eastAsia="SFRM1000" w:hAnsi="Times New Roman" w:cs="Times New Roman"/>
-          <w:sz w:val="28"/>
-          <w:szCs w:val="28"/>
+          <w:rFonts w:ascii="Times New Roman" w:hAnsi="Times New Roman" w:cs="Times New Roman"/>
+          <w:sz w:val="28"/>
+        </w:rPr>
+        <w:t xml:space="preserve">величина </w:t>
+      </w:r>
+      <w:r>
+        <w:rPr>
+          <w:rFonts w:ascii="Times New Roman" w:hAnsi="Times New Roman" w:cs="Times New Roman"/>
+          <w:sz w:val="28"/>
+          <w:szCs w:val="28"/>
+        </w:rPr>
+        <w:t>∆</w:t>
+      </w:r>
+      <w:proofErr w:type="spellStart"/>
+      <w:r>
+        <w:rPr>
+          <w:rFonts w:ascii="Times New Roman" w:hAnsi="Times New Roman" w:cs="Times New Roman"/>
+          <w:sz w:val="28"/>
+          <w:szCs w:val="28"/>
+        </w:rPr>
+        <w:t>Ф_шум</w:t>
+      </w:r>
+      <w:proofErr w:type="spellEnd"/>
+      <w:r>
+        <w:rPr>
+          <w:rFonts w:ascii="Times New Roman" w:hAnsi="Times New Roman" w:cs="Times New Roman"/>
+          <w:sz w:val="28"/>
+        </w:rPr>
+        <w:t xml:space="preserve"> </w:t>
+      </w:r>
+      <w:r>
+        <w:rPr>
+          <w:rFonts w:ascii="Times New Roman" w:hAnsi="Times New Roman" w:cs="Times New Roman"/>
+          <w:sz w:val="28"/>
+        </w:rPr>
+        <w:t xml:space="preserve">за один </w:t>
+      </w:r>
+      <w:r>
+        <w:rPr>
+          <w:rFonts w:ascii="Times New Roman" w:hAnsi="Times New Roman" w:cs="Times New Roman"/>
+          <w:sz w:val="28"/>
+        </w:rPr>
+        <w:t>измерительный цикл</w:t>
+      </w:r>
+      <w:r>
+        <w:rPr>
+          <w:rFonts w:ascii="Times New Roman" w:hAnsi="Times New Roman" w:cs="Times New Roman"/>
+          <w:sz w:val="28"/>
+        </w:rPr>
+        <w:t xml:space="preserve"> составила 19 мрад</w:t>
+      </w:r>
+      <w:r>
+        <w:rPr>
+          <w:rFonts w:ascii="Times New Roman" w:hAnsi="Times New Roman" w:cs="Times New Roman"/>
+          <w:sz w:val="28"/>
+        </w:rPr>
+        <w:t xml:space="preserve"> </w:t>
+      </w:r>
+      <w:r>
+        <w:rPr>
+          <w:rFonts w:ascii="Times New Roman" w:hAnsi="Times New Roman" w:cs="Times New Roman"/>
+          <w:sz w:val="28"/>
+        </w:rPr>
+        <w:t xml:space="preserve">(при T = 10 </w:t>
+      </w:r>
+      <w:proofErr w:type="spellStart"/>
+      <w:r>
+        <w:rPr>
+          <w:rFonts w:ascii="Times New Roman" w:hAnsi="Times New Roman" w:cs="Times New Roman"/>
+          <w:sz w:val="28"/>
+        </w:rPr>
+        <w:t>мс</w:t>
+      </w:r>
+      <w:proofErr w:type="spellEnd"/>
+      <w:r>
+        <w:rPr>
+          <w:rFonts w:ascii="Times New Roman" w:hAnsi="Times New Roman" w:cs="Times New Roman"/>
+          <w:sz w:val="28"/>
+        </w:rPr>
+        <w:t xml:space="preserve">, </w:t>
+      </w:r>
+      <w:r>
+        <w:rPr>
+          <w:rFonts w:ascii="Times New Roman" w:hAnsi="Times New Roman" w:cs="Times New Roman"/>
+          <w:sz w:val="28"/>
+        </w:rPr>
+        <w:t>τ</w:t>
+      </w:r>
+      <w:r>
+        <w:rPr>
+          <w:rFonts w:ascii="Times New Roman" w:hAnsi="Times New Roman" w:cs="Times New Roman"/>
+          <w:sz w:val="28"/>
+        </w:rPr>
+        <w:t xml:space="preserve"> = 5 </w:t>
+      </w:r>
+      <w:proofErr w:type="spellStart"/>
+      <w:r>
+        <w:rPr>
+          <w:rFonts w:ascii="Times New Roman" w:hAnsi="Times New Roman" w:cs="Times New Roman"/>
+          <w:sz w:val="28"/>
+        </w:rPr>
+        <w:t>мкс</w:t>
+      </w:r>
+      <w:proofErr w:type="spellEnd"/>
+      <w:r>
+        <w:rPr>
+          <w:rFonts w:ascii="Times New Roman" w:hAnsi="Times New Roman" w:cs="Times New Roman"/>
+          <w:sz w:val="28"/>
+        </w:rPr>
+        <w:t>)</w:t>
+      </w:r>
+      <w:r>
+        <w:rPr>
+          <w:rFonts w:ascii="Times New Roman" w:hAnsi="Times New Roman" w:cs="Times New Roman"/>
+          <w:sz w:val="28"/>
+        </w:rPr>
+        <w:t>, что эквивалентно погрешно</w:t>
+      </w:r>
+      <w:r>
+        <w:rPr>
+          <w:rFonts w:ascii="Times New Roman" w:hAnsi="Times New Roman" w:cs="Times New Roman"/>
+          <w:sz w:val="28"/>
+        </w:rPr>
+        <w:t xml:space="preserve">сти измерения g около 1.2 </w:t>
+      </w:r>
+      <w:proofErr w:type="spellStart"/>
+      <w:r>
+        <w:rPr>
+          <w:rFonts w:ascii="Times New Roman" w:hAnsi="Times New Roman" w:cs="Times New Roman"/>
+          <w:sz w:val="28"/>
+        </w:rPr>
+        <w:t>мГал</w:t>
+      </w:r>
+      <w:proofErr w:type="spellEnd"/>
+      <w:r>
+        <w:rPr>
+          <w:rFonts w:ascii="Times New Roman" w:hAnsi="Times New Roman" w:cs="Times New Roman"/>
+          <w:sz w:val="28"/>
+        </w:rPr>
+        <w:t xml:space="preserve">. </w:t>
+      </w:r>
+      <w:r>
+        <w:rPr>
+          <w:rFonts w:ascii="Times New Roman" w:hAnsi="Times New Roman" w:cs="Times New Roman"/>
+          <w:sz w:val="28"/>
+        </w:rPr>
+        <w:t xml:space="preserve">При использовании </w:t>
+      </w:r>
+      <w:r>
+        <w:rPr>
+          <w:rFonts w:ascii="Times New Roman" w:hAnsi="Times New Roman" w:cs="Times New Roman"/>
+          <w:sz w:val="28"/>
+        </w:rPr>
+        <w:t xml:space="preserve">рубидиевого </w:t>
+      </w:r>
+      <w:r>
+        <w:rPr>
+          <w:rFonts w:ascii="Times New Roman" w:hAnsi="Times New Roman" w:cs="Times New Roman"/>
+          <w:sz w:val="28"/>
+        </w:rPr>
+        <w:t>эталона</w:t>
+      </w:r>
+      <w:r>
+        <w:rPr>
+          <w:rFonts w:ascii="Times New Roman" w:hAnsi="Times New Roman" w:cs="Times New Roman"/>
+          <w:sz w:val="28"/>
+        </w:rPr>
+        <w:t xml:space="preserve"> </w:t>
+      </w:r>
+      <w:r>
+        <w:rPr>
+          <w:rFonts w:ascii="Times New Roman" w:hAnsi="Times New Roman" w:cs="Times New Roman"/>
+          <w:sz w:val="28"/>
+        </w:rPr>
+        <w:t>(</w:t>
+      </w:r>
+      <w:r>
+        <w:rPr>
+          <w:rFonts w:ascii="Times New Roman" w:hAnsi="Times New Roman" w:cs="Times New Roman"/>
+          <w:sz w:val="28"/>
           <w:lang w:val="en-US"/>
         </w:rPr>
-        <w:t>g</w:t>
-      </w:r>
-      <w:r>
-        <w:rPr>
-          <w:rFonts w:ascii="Times New Roman" w:eastAsia="SFRM1000" w:hAnsi="Times New Roman" w:cs="Times New Roman"/>
-          <w:sz w:val="28"/>
-          <w:szCs w:val="28"/>
+        <w:t>SRS</w:t>
+      </w:r>
+      <w:r>
+        <w:rPr>
+          <w:rFonts w:ascii="Times New Roman" w:hAnsi="Times New Roman" w:cs="Times New Roman"/>
+          <w:sz w:val="28"/>
+        </w:rPr>
+        <w:t>)</w:t>
+      </w:r>
+      <w:r>
+        <w:rPr>
+          <w:rFonts w:ascii="Times New Roman" w:hAnsi="Times New Roman" w:cs="Times New Roman"/>
+          <w:sz w:val="28"/>
         </w:rPr>
         <w:t xml:space="preserve"> </w:t>
       </w:r>
       <w:r>
         <w:rPr>
-          <w:rFonts w:ascii="Times New Roman" w:eastAsia="SFRM1000" w:hAnsi="Times New Roman" w:cs="Times New Roman"/>
-          <w:sz w:val="28"/>
-          <w:szCs w:val="28"/>
-        </w:rPr>
-        <w:t xml:space="preserve">составляет 1.2 </w:t>
+          <w:rFonts w:ascii="Times New Roman" w:hAnsi="Times New Roman" w:cs="Times New Roman"/>
+          <w:sz w:val="28"/>
+        </w:rPr>
+        <w:t>данные</w:t>
+      </w:r>
+      <w:r>
+        <w:rPr>
+          <w:rFonts w:ascii="Times New Roman" w:hAnsi="Times New Roman" w:cs="Times New Roman"/>
+          <w:sz w:val="28"/>
+        </w:rPr>
+        <w:t xml:space="preserve"> величины составили 26 мрад и 1.6 </w:t>
       </w:r>
       <w:proofErr w:type="spellStart"/>
       <w:r>
         <w:rPr>
-          <w:rFonts w:ascii="Times New Roman" w:eastAsia="SFRM1000" w:hAnsi="Times New Roman" w:cs="Times New Roman"/>
-          <w:sz w:val="28"/>
-          <w:szCs w:val="28"/>
+          <w:rFonts w:ascii="Times New Roman" w:hAnsi="Times New Roman" w:cs="Times New Roman"/>
+          <w:sz w:val="28"/>
         </w:rPr>
         <w:t>мГал</w:t>
       </w:r>
       <w:proofErr w:type="spellEnd"/>
       <w:r>
         <w:rPr>
-          <w:rFonts w:ascii="Times New Roman" w:eastAsia="SFRM1000" w:hAnsi="Times New Roman" w:cs="Times New Roman"/>
-          <w:sz w:val="28"/>
-          <w:szCs w:val="28"/>
-        </w:rPr>
-        <w:t xml:space="preserve">. Для опорного сигнала, генерируемого внешним эталоном, данные величины соответственно составляют 26 </w:t>
-      </w:r>
-      <w:proofErr w:type="spellStart"/>
-      <w:r>
-        <w:rPr>
-          <w:rFonts w:ascii="Times New Roman" w:eastAsia="SFRM1000" w:hAnsi="Times New Roman" w:cs="Times New Roman"/>
-          <w:sz w:val="28"/>
-          <w:szCs w:val="28"/>
-        </w:rPr>
-        <w:t>мРад</w:t>
-      </w:r>
-      <w:proofErr w:type="spellEnd"/>
-      <w:r>
-        <w:rPr>
-          <w:rFonts w:ascii="Times New Roman" w:eastAsia="SFRM1000" w:hAnsi="Times New Roman" w:cs="Times New Roman"/>
-          <w:sz w:val="28"/>
-          <w:szCs w:val="28"/>
-        </w:rPr>
-        <w:t xml:space="preserve"> и 1.6 </w:t>
-      </w:r>
-      <w:proofErr w:type="spellStart"/>
-      <w:r>
-        <w:rPr>
-          <w:rFonts w:ascii="Times New Roman" w:eastAsia="SFRM1000" w:hAnsi="Times New Roman" w:cs="Times New Roman"/>
-          <w:sz w:val="28"/>
-          <w:szCs w:val="28"/>
-        </w:rPr>
-        <w:t>мГал</w:t>
-      </w:r>
-      <w:proofErr w:type="spellEnd"/>
-      <w:r>
-        <w:rPr>
-          <w:rFonts w:ascii="Times New Roman" w:eastAsia="SFRM1000" w:hAnsi="Times New Roman" w:cs="Times New Roman"/>
-          <w:sz w:val="28"/>
-          <w:szCs w:val="28"/>
-        </w:rPr>
-        <w:t xml:space="preserve">. </w:t>
+          <w:rFonts w:ascii="Times New Roman" w:hAnsi="Times New Roman" w:cs="Times New Roman"/>
+          <w:sz w:val="28"/>
+        </w:rPr>
+        <w:t xml:space="preserve"> соответственно.</w:t>
       </w:r>
       <w:bookmarkStart w:id="0" w:name="_GoBack"/>
       <w:bookmarkEnd w:id="0"/>
